--- a/RUBINA AMIR_timetable.docx
+++ b/RUBINA AMIR_timetable.docx
@@ -7,7 +7,12 @@
         <w:pStyle w:val="Title"/>
       </w:pPr>
       <w:r>
-        <w:t>Teacher Timetable - RUBINA AMIR</w:t>
+        <w:t>Teacher Timetable — RUBINA AMIR</w:t>
+      </w:r>
+    </w:p>
+    <w:p>
+      <w:r>
+        <w:t>Total Weekly Periods: 21</w:t>
       </w:r>
     </w:p>
     <w:tbl>
@@ -17,17 +22,19 @@
         <w:tblLook w:firstColumn="1" w:firstRow="1" w:lastColumn="0" w:lastRow="0" w:noHBand="0" w:noVBand="1" w:val="04A0"/>
       </w:tblPr>
       <w:tblGrid>
-        <w:gridCol w:w="1440"/>
-        <w:gridCol w:w="1440"/>
-        <w:gridCol w:w="1440"/>
-        <w:gridCol w:w="1440"/>
-        <w:gridCol w:w="1440"/>
-        <w:gridCol w:w="1440"/>
+        <w:gridCol w:w="1080"/>
+        <w:gridCol w:w="1080"/>
+        <w:gridCol w:w="1080"/>
+        <w:gridCol w:w="1080"/>
+        <w:gridCol w:w="1080"/>
+        <w:gridCol w:w="1080"/>
+        <w:gridCol w:w="1080"/>
+        <w:gridCol w:w="1080"/>
       </w:tblGrid>
       <w:tr>
         <w:tc>
           <w:tcPr>
-            <w:tcW w:type="dxa" w:w="1440"/>
+            <w:tcW w:type="dxa" w:w="1080"/>
           </w:tcPr>
           <w:p>
             <w:r>
@@ -37,51 +44,71 @@
         </w:tc>
         <w:tc>
           <w:tcPr>
-            <w:tcW w:type="dxa" w:w="1440"/>
+            <w:tcW w:type="dxa" w:w="1080"/>
           </w:tcPr>
           <w:p>
             <w:r>
-              <w:t>Monday</w:t>
+              <w:t>Mon-Thu Time</w:t>
             </w:r>
           </w:p>
         </w:tc>
         <w:tc>
           <w:tcPr>
-            <w:tcW w:type="dxa" w:w="1440"/>
+            <w:tcW w:type="dxa" w:w="1080"/>
           </w:tcPr>
           <w:p>
             <w:r>
-              <w:t>Tuesday</w:t>
+              <w:t>Mon</w:t>
             </w:r>
           </w:p>
         </w:tc>
         <w:tc>
           <w:tcPr>
-            <w:tcW w:type="dxa" w:w="1440"/>
+            <w:tcW w:type="dxa" w:w="1080"/>
           </w:tcPr>
           <w:p>
             <w:r>
-              <w:t>Wednesday</w:t>
+              <w:t>Tue</w:t>
             </w:r>
           </w:p>
         </w:tc>
         <w:tc>
           <w:tcPr>
-            <w:tcW w:type="dxa" w:w="1440"/>
+            <w:tcW w:type="dxa" w:w="1080"/>
           </w:tcPr>
           <w:p>
             <w:r>
-              <w:t>Thursday</w:t>
+              <w:t>Wed</w:t>
             </w:r>
           </w:p>
         </w:tc>
         <w:tc>
           <w:tcPr>
-            <w:tcW w:type="dxa" w:w="1440"/>
+            <w:tcW w:type="dxa" w:w="1080"/>
           </w:tcPr>
           <w:p>
             <w:r>
-              <w:t>Friday</w:t>
+              <w:t>Thu</w:t>
+            </w:r>
+          </w:p>
+        </w:tc>
+        <w:tc>
+          <w:tcPr>
+            <w:tcW w:type="dxa" w:w="1080"/>
+          </w:tcPr>
+          <w:p>
+            <w:r>
+              <w:t>Fri</w:t>
+            </w:r>
+          </w:p>
+        </w:tc>
+        <w:tc>
+          <w:tcPr>
+            <w:tcW w:type="dxa" w:w="1080"/>
+          </w:tcPr>
+          <w:p>
+            <w:r>
+              <w:t>Fri Time</w:t>
             </w:r>
           </w:p>
         </w:tc>
@@ -89,7 +116,7 @@
       <w:tr>
         <w:tc>
           <w:tcPr>
-            <w:tcW w:type="dxa" w:w="1440"/>
+            <w:tcW w:type="dxa" w:w="1080"/>
           </w:tcPr>
           <w:p>
             <w:r>
@@ -99,7 +126,17 @@
         </w:tc>
         <w:tc>
           <w:tcPr>
-            <w:tcW w:type="dxa" w:w="1440"/>
+            <w:tcW w:type="dxa" w:w="1080"/>
+          </w:tcPr>
+          <w:p>
+            <w:r>
+              <w:t>8:00-8:50</w:t>
+            </w:r>
+          </w:p>
+        </w:tc>
+        <w:tc>
+          <w:tcPr>
+            <w:tcW w:type="dxa" w:w="1080"/>
           </w:tcPr>
           <w:p>
             <w:r/>
@@ -107,7 +144,7 @@
         </w:tc>
         <w:tc>
           <w:tcPr>
-            <w:tcW w:type="dxa" w:w="1440"/>
+            <w:tcW w:type="dxa" w:w="1080"/>
           </w:tcPr>
           <w:p>
             <w:r/>
@@ -115,7 +152,7 @@
         </w:tc>
         <w:tc>
           <w:tcPr>
-            <w:tcW w:type="dxa" w:w="1440"/>
+            <w:tcW w:type="dxa" w:w="1080"/>
           </w:tcPr>
           <w:p>
             <w:r/>
@@ -123,7 +160,7 @@
         </w:tc>
         <w:tc>
           <w:tcPr>
-            <w:tcW w:type="dxa" w:w="1440"/>
+            <w:tcW w:type="dxa" w:w="1080"/>
           </w:tcPr>
           <w:p>
             <w:r/>
@@ -131,17 +168,27 @@
         </w:tc>
         <w:tc>
           <w:tcPr>
-            <w:tcW w:type="dxa" w:w="1440"/>
+            <w:tcW w:type="dxa" w:w="1080"/>
           </w:tcPr>
           <w:p>
             <w:r/>
+          </w:p>
+        </w:tc>
+        <w:tc>
+          <w:tcPr>
+            <w:tcW w:type="dxa" w:w="1080"/>
+          </w:tcPr>
+          <w:p>
+            <w:r>
+              <w:t>8:00-8:40</w:t>
+            </w:r>
           </w:p>
         </w:tc>
       </w:tr>
       <w:tr>
         <w:tc>
           <w:tcPr>
-            <w:tcW w:type="dxa" w:w="1440"/>
+            <w:tcW w:type="dxa" w:w="1080"/>
           </w:tcPr>
           <w:p>
             <w:r>
@@ -151,7 +198,17 @@
         </w:tc>
         <w:tc>
           <w:tcPr>
-            <w:tcW w:type="dxa" w:w="1440"/>
+            <w:tcW w:type="dxa" w:w="1080"/>
+          </w:tcPr>
+          <w:p>
+            <w:r>
+              <w:t>8:50-9:30</w:t>
+            </w:r>
+          </w:p>
+        </w:tc>
+        <w:tc>
+          <w:tcPr>
+            <w:tcW w:type="dxa" w:w="1080"/>
           </w:tcPr>
           <w:p>
             <w:r>
@@ -163,7 +220,7 @@
         </w:tc>
         <w:tc>
           <w:tcPr>
-            <w:tcW w:type="dxa" w:w="1440"/>
+            <w:tcW w:type="dxa" w:w="1080"/>
           </w:tcPr>
           <w:p>
             <w:r>
@@ -175,7 +232,7 @@
         </w:tc>
         <w:tc>
           <w:tcPr>
-            <w:tcW w:type="dxa" w:w="1440"/>
+            <w:tcW w:type="dxa" w:w="1080"/>
           </w:tcPr>
           <w:p>
             <w:r>
@@ -187,7 +244,7 @@
         </w:tc>
         <w:tc>
           <w:tcPr>
-            <w:tcW w:type="dxa" w:w="1440"/>
+            <w:tcW w:type="dxa" w:w="1080"/>
           </w:tcPr>
           <w:p>
             <w:r>
@@ -199,7 +256,7 @@
         </w:tc>
         <w:tc>
           <w:tcPr>
-            <w:tcW w:type="dxa" w:w="1440"/>
+            <w:tcW w:type="dxa" w:w="1080"/>
           </w:tcPr>
           <w:p>
             <w:r>
@@ -209,11 +266,21 @@
             </w:r>
           </w:p>
         </w:tc>
+        <w:tc>
+          <w:tcPr>
+            <w:tcW w:type="dxa" w:w="1080"/>
+          </w:tcPr>
+          <w:p>
+            <w:r>
+              <w:t>8:40-9:15</w:t>
+            </w:r>
+          </w:p>
+        </w:tc>
       </w:tr>
       <w:tr>
         <w:tc>
           <w:tcPr>
-            <w:tcW w:type="dxa" w:w="1440"/>
+            <w:tcW w:type="dxa" w:w="1080"/>
           </w:tcPr>
           <w:p>
             <w:r>
@@ -223,7 +290,17 @@
         </w:tc>
         <w:tc>
           <w:tcPr>
-            <w:tcW w:type="dxa" w:w="1440"/>
+            <w:tcW w:type="dxa" w:w="1080"/>
+          </w:tcPr>
+          <w:p>
+            <w:r>
+              <w:t>9:30-10:10</w:t>
+            </w:r>
+          </w:p>
+        </w:tc>
+        <w:tc>
+          <w:tcPr>
+            <w:tcW w:type="dxa" w:w="1080"/>
           </w:tcPr>
           <w:p>
             <w:r/>
@@ -231,7 +308,7 @@
         </w:tc>
         <w:tc>
           <w:tcPr>
-            <w:tcW w:type="dxa" w:w="1440"/>
+            <w:tcW w:type="dxa" w:w="1080"/>
           </w:tcPr>
           <w:p>
             <w:r>
@@ -243,7 +320,7 @@
         </w:tc>
         <w:tc>
           <w:tcPr>
-            <w:tcW w:type="dxa" w:w="1440"/>
+            <w:tcW w:type="dxa" w:w="1080"/>
           </w:tcPr>
           <w:p>
             <w:r>
@@ -255,7 +332,7 @@
         </w:tc>
         <w:tc>
           <w:tcPr>
-            <w:tcW w:type="dxa" w:w="1440"/>
+            <w:tcW w:type="dxa" w:w="1080"/>
           </w:tcPr>
           <w:p>
             <w:r>
@@ -267,31 +344,7 @@
         </w:tc>
         <w:tc>
           <w:tcPr>
-            <w:tcW w:type="dxa" w:w="1440"/>
-          </w:tcPr>
-          <w:p>
-            <w:r>
-              <w:t>10C</w:t>
-              <w:br/>
-              <w:t>PAKISTAN STUDIES</w:t>
-            </w:r>
-          </w:p>
-        </w:tc>
-      </w:tr>
-      <w:tr>
-        <w:tc>
-          <w:tcPr>
-            <w:tcW w:type="dxa" w:w="1440"/>
-          </w:tcPr>
-          <w:p>
-            <w:r>
-              <w:t>P4</w:t>
-            </w:r>
-          </w:p>
-        </w:tc>
-        <w:tc>
-          <w:tcPr>
-            <w:tcW w:type="dxa" w:w="1440"/>
+            <w:tcW w:type="dxa" w:w="1080"/>
           </w:tcPr>
           <w:p>
             <w:r>
@@ -303,7 +356,51 @@
         </w:tc>
         <w:tc>
           <w:tcPr>
-            <w:tcW w:type="dxa" w:w="1440"/>
+            <w:tcW w:type="dxa" w:w="1080"/>
+          </w:tcPr>
+          <w:p>
+            <w:r>
+              <w:t>9:15-9:50</w:t>
+            </w:r>
+          </w:p>
+        </w:tc>
+      </w:tr>
+      <w:tr>
+        <w:tc>
+          <w:tcPr>
+            <w:tcW w:type="dxa" w:w="1080"/>
+          </w:tcPr>
+          <w:p>
+            <w:r>
+              <w:t>P4</w:t>
+            </w:r>
+          </w:p>
+        </w:tc>
+        <w:tc>
+          <w:tcPr>
+            <w:tcW w:type="dxa" w:w="1080"/>
+          </w:tcPr>
+          <w:p>
+            <w:r>
+              <w:t>10:10-10:50</w:t>
+            </w:r>
+          </w:p>
+        </w:tc>
+        <w:tc>
+          <w:tcPr>
+            <w:tcW w:type="dxa" w:w="1080"/>
+          </w:tcPr>
+          <w:p>
+            <w:r>
+              <w:t>10C</w:t>
+              <w:br/>
+              <w:t>PAKISTAN STUDIES</w:t>
+            </w:r>
+          </w:p>
+        </w:tc>
+        <w:tc>
+          <w:tcPr>
+            <w:tcW w:type="dxa" w:w="1080"/>
           </w:tcPr>
           <w:p>
             <w:r>
@@ -315,7 +412,7 @@
         </w:tc>
         <w:tc>
           <w:tcPr>
-            <w:tcW w:type="dxa" w:w="1440"/>
+            <w:tcW w:type="dxa" w:w="1080"/>
           </w:tcPr>
           <w:p>
             <w:r/>
@@ -323,7 +420,7 @@
         </w:tc>
         <w:tc>
           <w:tcPr>
-            <w:tcW w:type="dxa" w:w="1440"/>
+            <w:tcW w:type="dxa" w:w="1080"/>
           </w:tcPr>
           <w:p>
             <w:r/>
@@ -331,17 +428,27 @@
         </w:tc>
         <w:tc>
           <w:tcPr>
-            <w:tcW w:type="dxa" w:w="1440"/>
+            <w:tcW w:type="dxa" w:w="1080"/>
           </w:tcPr>
           <w:p>
             <w:r/>
+          </w:p>
+        </w:tc>
+        <w:tc>
+          <w:tcPr>
+            <w:tcW w:type="dxa" w:w="1080"/>
+          </w:tcPr>
+          <w:p>
+            <w:r>
+              <w:t>9:50-10:25</w:t>
+            </w:r>
           </w:p>
         </w:tc>
       </w:tr>
       <w:tr>
         <w:tc>
           <w:tcPr>
-            <w:tcW w:type="dxa" w:w="1440"/>
+            <w:tcW w:type="dxa" w:w="1080"/>
           </w:tcPr>
           <w:p>
             <w:r>
@@ -351,7 +458,17 @@
         </w:tc>
         <w:tc>
           <w:tcPr>
-            <w:tcW w:type="dxa" w:w="1440"/>
+            <w:tcW w:type="dxa" w:w="1080"/>
+          </w:tcPr>
+          <w:p>
+            <w:r>
+              <w:t>10:50-11:30</w:t>
+            </w:r>
+          </w:p>
+        </w:tc>
+        <w:tc>
+          <w:tcPr>
+            <w:tcW w:type="dxa" w:w="1080"/>
           </w:tcPr>
           <w:p>
             <w:r/>
@@ -359,7 +476,7 @@
         </w:tc>
         <w:tc>
           <w:tcPr>
-            <w:tcW w:type="dxa" w:w="1440"/>
+            <w:tcW w:type="dxa" w:w="1080"/>
           </w:tcPr>
           <w:p>
             <w:r/>
@@ -367,7 +484,7 @@
         </w:tc>
         <w:tc>
           <w:tcPr>
-            <w:tcW w:type="dxa" w:w="1440"/>
+            <w:tcW w:type="dxa" w:w="1080"/>
           </w:tcPr>
           <w:p>
             <w:r>
@@ -379,7 +496,7 @@
         </w:tc>
         <w:tc>
           <w:tcPr>
-            <w:tcW w:type="dxa" w:w="1440"/>
+            <w:tcW w:type="dxa" w:w="1080"/>
           </w:tcPr>
           <w:p>
             <w:r>
@@ -391,7 +508,81 @@
         </w:tc>
         <w:tc>
           <w:tcPr>
-            <w:tcW w:type="dxa" w:w="1440"/>
+            <w:tcW w:type="dxa" w:w="1080"/>
+          </w:tcPr>
+          <w:p>
+            <w:r>
+              <w:t>Lunch</w:t>
+            </w:r>
+          </w:p>
+        </w:tc>
+        <w:tc>
+          <w:tcPr>
+            <w:tcW w:type="dxa" w:w="1080"/>
+          </w:tcPr>
+          <w:p>
+            <w:r>
+              <w:t>10:55-11:35</w:t>
+            </w:r>
+          </w:p>
+        </w:tc>
+      </w:tr>
+      <w:tr>
+        <w:tc>
+          <w:tcPr>
+            <w:tcW w:type="dxa" w:w="1080"/>
+          </w:tcPr>
+          <w:p>
+            <w:r>
+              <w:t>Lunch</w:t>
+            </w:r>
+          </w:p>
+        </w:tc>
+        <w:tc>
+          <w:tcPr>
+            <w:tcW w:type="dxa" w:w="1080"/>
+          </w:tcPr>
+          <w:p>
+            <w:r>
+              <w:t>11:30-12:00</w:t>
+            </w:r>
+          </w:p>
+        </w:tc>
+        <w:tc>
+          <w:tcPr>
+            <w:tcW w:type="dxa" w:w="1080"/>
+          </w:tcPr>
+          <w:p>
+            <w:r/>
+          </w:p>
+        </w:tc>
+        <w:tc>
+          <w:tcPr>
+            <w:tcW w:type="dxa" w:w="1080"/>
+          </w:tcPr>
+          <w:p>
+            <w:r/>
+          </w:p>
+        </w:tc>
+        <w:tc>
+          <w:tcPr>
+            <w:tcW w:type="dxa" w:w="1080"/>
+          </w:tcPr>
+          <w:p>
+            <w:r/>
+          </w:p>
+        </w:tc>
+        <w:tc>
+          <w:tcPr>
+            <w:tcW w:type="dxa" w:w="1080"/>
+          </w:tcPr>
+          <w:p>
+            <w:r/>
+          </w:p>
+        </w:tc>
+        <w:tc>
+          <w:tcPr>
+            <w:tcW w:type="dxa" w:w="1080"/>
           </w:tcPr>
           <w:p>
             <w:r>
@@ -401,63 +592,21 @@
             </w:r>
           </w:p>
         </w:tc>
-      </w:tr>
-      <w:tr>
         <w:tc>
           <w:tcPr>
-            <w:tcW w:type="dxa" w:w="1440"/>
+            <w:tcW w:type="dxa" w:w="1080"/>
           </w:tcPr>
           <w:p>
             <w:r>
-              <w:t>Lunch</w:t>
+              <w:t>10:25-10:55</w:t>
             </w:r>
-          </w:p>
-        </w:tc>
-        <w:tc>
-          <w:tcPr>
-            <w:tcW w:type="dxa" w:w="1440"/>
-          </w:tcPr>
-          <w:p>
-            <w:r/>
-          </w:p>
-        </w:tc>
-        <w:tc>
-          <w:tcPr>
-            <w:tcW w:type="dxa" w:w="1440"/>
-          </w:tcPr>
-          <w:p>
-            <w:r/>
-          </w:p>
-        </w:tc>
-        <w:tc>
-          <w:tcPr>
-            <w:tcW w:type="dxa" w:w="1440"/>
-          </w:tcPr>
-          <w:p>
-            <w:r/>
-          </w:p>
-        </w:tc>
-        <w:tc>
-          <w:tcPr>
-            <w:tcW w:type="dxa" w:w="1440"/>
-          </w:tcPr>
-          <w:p>
-            <w:r/>
-          </w:p>
-        </w:tc>
-        <w:tc>
-          <w:tcPr>
-            <w:tcW w:type="dxa" w:w="1440"/>
-          </w:tcPr>
-          <w:p>
-            <w:r/>
           </w:p>
         </w:tc>
       </w:tr>
       <w:tr>
         <w:tc>
           <w:tcPr>
-            <w:tcW w:type="dxa" w:w="1440"/>
+            <w:tcW w:type="dxa" w:w="1080"/>
           </w:tcPr>
           <w:p>
             <w:r>
@@ -467,7 +616,17 @@
         </w:tc>
         <w:tc>
           <w:tcPr>
-            <w:tcW w:type="dxa" w:w="1440"/>
+            <w:tcW w:type="dxa" w:w="1080"/>
+          </w:tcPr>
+          <w:p>
+            <w:r>
+              <w:t>12:00-12:40</w:t>
+            </w:r>
+          </w:p>
+        </w:tc>
+        <w:tc>
+          <w:tcPr>
+            <w:tcW w:type="dxa" w:w="1080"/>
           </w:tcPr>
           <w:p>
             <w:r/>
@@ -475,7 +634,7 @@
         </w:tc>
         <w:tc>
           <w:tcPr>
-            <w:tcW w:type="dxa" w:w="1440"/>
+            <w:tcW w:type="dxa" w:w="1080"/>
           </w:tcPr>
           <w:p>
             <w:r/>
@@ -483,7 +642,7 @@
         </w:tc>
         <w:tc>
           <w:tcPr>
-            <w:tcW w:type="dxa" w:w="1440"/>
+            <w:tcW w:type="dxa" w:w="1080"/>
           </w:tcPr>
           <w:p>
             <w:r>
@@ -495,7 +654,7 @@
         </w:tc>
         <w:tc>
           <w:tcPr>
-            <w:tcW w:type="dxa" w:w="1440"/>
+            <w:tcW w:type="dxa" w:w="1080"/>
           </w:tcPr>
           <w:p>
             <w:r/>
@@ -503,17 +662,27 @@
         </w:tc>
         <w:tc>
           <w:tcPr>
-            <w:tcW w:type="dxa" w:w="1440"/>
+            <w:tcW w:type="dxa" w:w="1080"/>
           </w:tcPr>
           <w:p>
             <w:r/>
+          </w:p>
+        </w:tc>
+        <w:tc>
+          <w:tcPr>
+            <w:tcW w:type="dxa" w:w="1080"/>
+          </w:tcPr>
+          <w:p>
+            <w:r>
+              <w:t>11:35-12:15</w:t>
+            </w:r>
           </w:p>
         </w:tc>
       </w:tr>
       <w:tr>
         <w:tc>
           <w:tcPr>
-            <w:tcW w:type="dxa" w:w="1440"/>
+            <w:tcW w:type="dxa" w:w="1080"/>
           </w:tcPr>
           <w:p>
             <w:r>
@@ -523,7 +692,17 @@
         </w:tc>
         <w:tc>
           <w:tcPr>
-            <w:tcW w:type="dxa" w:w="1440"/>
+            <w:tcW w:type="dxa" w:w="1080"/>
+          </w:tcPr>
+          <w:p>
+            <w:r>
+              <w:t>12:40-1:20</w:t>
+            </w:r>
+          </w:p>
+        </w:tc>
+        <w:tc>
+          <w:tcPr>
+            <w:tcW w:type="dxa" w:w="1080"/>
           </w:tcPr>
           <w:p>
             <w:r>
@@ -535,7 +714,7 @@
         </w:tc>
         <w:tc>
           <w:tcPr>
-            <w:tcW w:type="dxa" w:w="1440"/>
+            <w:tcW w:type="dxa" w:w="1080"/>
           </w:tcPr>
           <w:p>
             <w:r>
@@ -547,7 +726,7 @@
         </w:tc>
         <w:tc>
           <w:tcPr>
-            <w:tcW w:type="dxa" w:w="1440"/>
+            <w:tcW w:type="dxa" w:w="1080"/>
           </w:tcPr>
           <w:p>
             <w:r>
@@ -559,7 +738,7 @@
         </w:tc>
         <w:tc>
           <w:tcPr>
-            <w:tcW w:type="dxa" w:w="1440"/>
+            <w:tcW w:type="dxa" w:w="1080"/>
           </w:tcPr>
           <w:p>
             <w:r/>
@@ -567,7 +746,15 @@
         </w:tc>
         <w:tc>
           <w:tcPr>
-            <w:tcW w:type="dxa" w:w="1440"/>
+            <w:tcW w:type="dxa" w:w="1080"/>
+          </w:tcPr>
+          <w:p>
+            <w:r/>
+          </w:p>
+        </w:tc>
+        <w:tc>
+          <w:tcPr>
+            <w:tcW w:type="dxa" w:w="1080"/>
           </w:tcPr>
           <w:p>
             <w:r/>
@@ -577,7 +764,7 @@
       <w:tr>
         <w:tc>
           <w:tcPr>
-            <w:tcW w:type="dxa" w:w="1440"/>
+            <w:tcW w:type="dxa" w:w="1080"/>
           </w:tcPr>
           <w:p>
             <w:r>
@@ -587,7 +774,17 @@
         </w:tc>
         <w:tc>
           <w:tcPr>
-            <w:tcW w:type="dxa" w:w="1440"/>
+            <w:tcW w:type="dxa" w:w="1080"/>
+          </w:tcPr>
+          <w:p>
+            <w:r>
+              <w:t>1:20-2:00</w:t>
+            </w:r>
+          </w:p>
+        </w:tc>
+        <w:tc>
+          <w:tcPr>
+            <w:tcW w:type="dxa" w:w="1080"/>
           </w:tcPr>
           <w:p>
             <w:r>
@@ -599,7 +796,7 @@
         </w:tc>
         <w:tc>
           <w:tcPr>
-            <w:tcW w:type="dxa" w:w="1440"/>
+            <w:tcW w:type="dxa" w:w="1080"/>
           </w:tcPr>
           <w:p>
             <w:r>
@@ -611,7 +808,7 @@
         </w:tc>
         <w:tc>
           <w:tcPr>
-            <w:tcW w:type="dxa" w:w="1440"/>
+            <w:tcW w:type="dxa" w:w="1080"/>
           </w:tcPr>
           <w:p>
             <w:r/>
@@ -619,7 +816,7 @@
         </w:tc>
         <w:tc>
           <w:tcPr>
-            <w:tcW w:type="dxa" w:w="1440"/>
+            <w:tcW w:type="dxa" w:w="1080"/>
           </w:tcPr>
           <w:p>
             <w:r>
@@ -631,7 +828,15 @@
         </w:tc>
         <w:tc>
           <w:tcPr>
-            <w:tcW w:type="dxa" w:w="1440"/>
+            <w:tcW w:type="dxa" w:w="1080"/>
+          </w:tcPr>
+          <w:p>
+            <w:r/>
+          </w:p>
+        </w:tc>
+        <w:tc>
+          <w:tcPr>
+            <w:tcW w:type="dxa" w:w="1080"/>
           </w:tcPr>
           <w:p>
             <w:r/>

--- a/RUBINA AMIR_timetable.docx
+++ b/RUBINA AMIR_timetable.docx
@@ -212,31 +212,7 @@
           </w:tcPr>
           <w:p>
             <w:r>
-              <w:t>8A</w:t>
-              <w:br/>
-              <w:t>GEOGRAPHY</w:t>
-            </w:r>
-          </w:p>
-        </w:tc>
-        <w:tc>
-          <w:tcPr>
-            <w:tcW w:type="dxa" w:w="1080"/>
-          </w:tcPr>
-          <w:p>
-            <w:r>
-              <w:t>8A</w:t>
-              <w:br/>
-              <w:t>GEOGRAPHY</w:t>
-            </w:r>
-          </w:p>
-        </w:tc>
-        <w:tc>
-          <w:tcPr>
-            <w:tcW w:type="dxa" w:w="1080"/>
-          </w:tcPr>
-          <w:p>
-            <w:r>
-              <w:t>10C</w:t>
+              <w:t>10B</w:t>
               <w:br/>
               <w:t>PAKISTAN STUDIES</w:t>
             </w:r>
@@ -247,8 +223,16 @@
             <w:tcW w:type="dxa" w:w="1080"/>
           </w:tcPr>
           <w:p>
+            <w:r/>
+          </w:p>
+        </w:tc>
+        <w:tc>
+          <w:tcPr>
+            <w:tcW w:type="dxa" w:w="1080"/>
+          </w:tcPr>
+          <w:p>
             <w:r>
-              <w:t>10C</w:t>
+              <w:t>10A</w:t>
               <w:br/>
               <w:t>PAKISTAN STUDIES</w:t>
             </w:r>
@@ -259,8 +243,16 @@
             <w:tcW w:type="dxa" w:w="1080"/>
           </w:tcPr>
           <w:p>
+            <w:r/>
+          </w:p>
+        </w:tc>
+        <w:tc>
+          <w:tcPr>
+            <w:tcW w:type="dxa" w:w="1080"/>
+          </w:tcPr>
+          <w:p>
             <w:r>
-              <w:t>10A</w:t>
+              <w:t>10B</w:t>
               <w:br/>
               <w:t>PAKISTAN STUDIES</w:t>
             </w:r>
@@ -303,18 +295,10 @@
             <w:tcW w:type="dxa" w:w="1080"/>
           </w:tcPr>
           <w:p>
-            <w:r/>
-          </w:p>
-        </w:tc>
-        <w:tc>
-          <w:tcPr>
-            <w:tcW w:type="dxa" w:w="1080"/>
-          </w:tcPr>
-          <w:p>
             <w:r>
-              <w:t>10B</w:t>
+              <w:t>8A</w:t>
               <w:br/>
-              <w:t>PAKISTAN STUDIES</w:t>
+              <w:t>GEOGRAPHY</w:t>
             </w:r>
           </w:p>
         </w:tc>
@@ -335,11 +319,15 @@
             <w:tcW w:type="dxa" w:w="1080"/>
           </w:tcPr>
           <w:p>
-            <w:r>
-              <w:t>10B</w:t>
-              <w:br/>
-              <w:t>PAKISTAN STUDIES</w:t>
-            </w:r>
+            <w:r/>
+          </w:p>
+        </w:tc>
+        <w:tc>
+          <w:tcPr>
+            <w:tcW w:type="dxa" w:w="1080"/>
+          </w:tcPr>
+          <w:p>
+            <w:r/>
           </w:p>
         </w:tc>
         <w:tc>
@@ -348,7 +336,7 @@
           </w:tcPr>
           <w:p>
             <w:r>
-              <w:t>10C</w:t>
+              <w:t>10A</w:t>
               <w:br/>
               <w:t>PAKISTAN STUDIES</w:t>
             </w:r>
@@ -404,7 +392,7 @@
           </w:tcPr>
           <w:p>
             <w:r>
-              <w:t>10B</w:t>
+              <w:t>10C</w:t>
               <w:br/>
               <w:t>PAKISTAN STUDIES</w:t>
             </w:r>
@@ -423,7 +411,11 @@
             <w:tcW w:type="dxa" w:w="1080"/>
           </w:tcPr>
           <w:p>
-            <w:r/>
+            <w:r>
+              <w:t>10A</w:t>
+              <w:br/>
+              <w:t>PAKISTAN STUDIES</w:t>
+            </w:r>
           </w:p>
         </w:tc>
         <w:tc>
@@ -431,7 +423,11 @@
             <w:tcW w:type="dxa" w:w="1080"/>
           </w:tcPr>
           <w:p>
-            <w:r/>
+            <w:r>
+              <w:t>10C</w:t>
+              <w:br/>
+              <w:t>PAKISTAN STUDIES</w:t>
+            </w:r>
           </w:p>
         </w:tc>
         <w:tc>
@@ -441,88 +437,6 @@
           <w:p>
             <w:r>
               <w:t>9:50-10:25</w:t>
-            </w:r>
-          </w:p>
-        </w:tc>
-      </w:tr>
-      <w:tr>
-        <w:tc>
-          <w:tcPr>
-            <w:tcW w:type="dxa" w:w="1080"/>
-          </w:tcPr>
-          <w:p>
-            <w:r>
-              <w:t>P5</w:t>
-            </w:r>
-          </w:p>
-        </w:tc>
-        <w:tc>
-          <w:tcPr>
-            <w:tcW w:type="dxa" w:w="1080"/>
-          </w:tcPr>
-          <w:p>
-            <w:r>
-              <w:t>10:50-11:30</w:t>
-            </w:r>
-          </w:p>
-        </w:tc>
-        <w:tc>
-          <w:tcPr>
-            <w:tcW w:type="dxa" w:w="1080"/>
-          </w:tcPr>
-          <w:p>
-            <w:r/>
-          </w:p>
-        </w:tc>
-        <w:tc>
-          <w:tcPr>
-            <w:tcW w:type="dxa" w:w="1080"/>
-          </w:tcPr>
-          <w:p>
-            <w:r/>
-          </w:p>
-        </w:tc>
-        <w:tc>
-          <w:tcPr>
-            <w:tcW w:type="dxa" w:w="1080"/>
-          </w:tcPr>
-          <w:p>
-            <w:r>
-              <w:t>7A</w:t>
-              <w:br/>
-              <w:t>GEOGRAPHY</w:t>
-            </w:r>
-          </w:p>
-        </w:tc>
-        <w:tc>
-          <w:tcPr>
-            <w:tcW w:type="dxa" w:w="1080"/>
-          </w:tcPr>
-          <w:p>
-            <w:r>
-              <w:t>7A</w:t>
-              <w:br/>
-              <w:t>GEOGRAPHY</w:t>
-            </w:r>
-          </w:p>
-        </w:tc>
-        <w:tc>
-          <w:tcPr>
-            <w:tcW w:type="dxa" w:w="1080"/>
-          </w:tcPr>
-          <w:p>
-            <w:r>
-              <w:t>Lunch</w:t>
-            </w:r>
-          </w:p>
-        </w:tc>
-        <w:tc>
-          <w:tcPr>
-            <w:tcW w:type="dxa" w:w="1080"/>
-          </w:tcPr>
-          <w:p>
-            <w:r>
-              <w:t>10:55-11:35</w:t>
             </w:r>
           </w:p>
         </w:tc>
@@ -544,7 +458,7 @@
           </w:tcPr>
           <w:p>
             <w:r>
-              <w:t>11:30-12:00</w:t>
+              <w:t>10:50-11:20</w:t>
             </w:r>
           </w:p>
         </w:tc>
@@ -585,6 +499,46 @@
             <w:tcW w:type="dxa" w:w="1080"/>
           </w:tcPr>
           <w:p>
+            <w:r/>
+          </w:p>
+        </w:tc>
+        <w:tc>
+          <w:tcPr>
+            <w:tcW w:type="dxa" w:w="1080"/>
+          </w:tcPr>
+          <w:p>
+            <w:r>
+              <w:t>10:25-10:55</w:t>
+            </w:r>
+          </w:p>
+        </w:tc>
+      </w:tr>
+      <w:tr>
+        <w:tc>
+          <w:tcPr>
+            <w:tcW w:type="dxa" w:w="1080"/>
+          </w:tcPr>
+          <w:p>
+            <w:r>
+              <w:t>P5</w:t>
+            </w:r>
+          </w:p>
+        </w:tc>
+        <w:tc>
+          <w:tcPr>
+            <w:tcW w:type="dxa" w:w="1080"/>
+          </w:tcPr>
+          <w:p>
+            <w:r>
+              <w:t>11:20-12:00</w:t>
+            </w:r>
+          </w:p>
+        </w:tc>
+        <w:tc>
+          <w:tcPr>
+            <w:tcW w:type="dxa" w:w="1080"/>
+          </w:tcPr>
+          <w:p>
             <w:r>
               <w:t>7A</w:t>
               <w:br/>
@@ -597,8 +551,48 @@
             <w:tcW w:type="dxa" w:w="1080"/>
           </w:tcPr>
           <w:p>
+            <w:r/>
+          </w:p>
+        </w:tc>
+        <w:tc>
+          <w:tcPr>
+            <w:tcW w:type="dxa" w:w="1080"/>
+          </w:tcPr>
+          <w:p>
             <w:r>
-              <w:t>10:25-10:55</w:t>
+              <w:t>10B</w:t>
+              <w:br/>
+              <w:t>PAKISTAN STUDIES</w:t>
+            </w:r>
+          </w:p>
+        </w:tc>
+        <w:tc>
+          <w:tcPr>
+            <w:tcW w:type="dxa" w:w="1080"/>
+          </w:tcPr>
+          <w:p>
+            <w:r>
+              <w:t>10B</w:t>
+              <w:br/>
+              <w:t>PAKISTAN STUDIES</w:t>
+            </w:r>
+          </w:p>
+        </w:tc>
+        <w:tc>
+          <w:tcPr>
+            <w:tcW w:type="dxa" w:w="1080"/>
+          </w:tcPr>
+          <w:p>
+            <w:r/>
+          </w:p>
+        </w:tc>
+        <w:tc>
+          <w:tcPr>
+            <w:tcW w:type="dxa" w:w="1080"/>
+          </w:tcPr>
+          <w:p>
+            <w:r>
+              <w:t>10:55-11:35</w:t>
             </w:r>
           </w:p>
         </w:tc>
@@ -646,9 +640,9 @@
           </w:tcPr>
           <w:p>
             <w:r>
-              <w:t>10B</w:t>
+              <w:t>8A</w:t>
               <w:br/>
-              <w:t>PAKISTAN STUDIES</w:t>
+              <w:t>GEOGRAPHY</w:t>
             </w:r>
           </w:p>
         </w:tc>
@@ -665,7 +659,11 @@
             <w:tcW w:type="dxa" w:w="1080"/>
           </w:tcPr>
           <w:p>
-            <w:r/>
+            <w:r>
+              <w:t>10A</w:t>
+              <w:br/>
+              <w:t>PAKISTAN STUDIES</w:t>
+            </w:r>
           </w:p>
         </w:tc>
         <w:tc>
@@ -706,7 +704,7 @@
           </w:tcPr>
           <w:p>
             <w:r>
-              <w:t>10B</w:t>
+              <w:t>10C</w:t>
               <w:br/>
               <w:t>PAKISTAN STUDIES</w:t>
             </w:r>
@@ -729,11 +727,7 @@
             <w:tcW w:type="dxa" w:w="1080"/>
           </w:tcPr>
           <w:p>
-            <w:r>
-              <w:t>10A</w:t>
-              <w:br/>
-              <w:t>PAKISTAN STUDIES</w:t>
-            </w:r>
+            <w:r/>
           </w:p>
         </w:tc>
         <w:tc>
@@ -741,7 +735,11 @@
             <w:tcW w:type="dxa" w:w="1080"/>
           </w:tcPr>
           <w:p>
-            <w:r/>
+            <w:r>
+              <w:t>10A</w:t>
+              <w:br/>
+              <w:t>PAKISTAN STUDIES</w:t>
+            </w:r>
           </w:p>
         </w:tc>
         <w:tc>
@@ -787,10 +785,18 @@
             <w:tcW w:type="dxa" w:w="1080"/>
           </w:tcPr>
           <w:p>
+            <w:r/>
+          </w:p>
+        </w:tc>
+        <w:tc>
+          <w:tcPr>
+            <w:tcW w:type="dxa" w:w="1080"/>
+          </w:tcPr>
+          <w:p>
             <w:r>
-              <w:t>10A</w:t>
+              <w:t>7A</w:t>
               <w:br/>
-              <w:t>PAKISTAN STUDIES</w:t>
+              <w:t>GEOGRAPHY</w:t>
             </w:r>
           </w:p>
         </w:tc>
@@ -800,9 +806,9 @@
           </w:tcPr>
           <w:p>
             <w:r>
-              <w:t>10A</w:t>
+              <w:t>7A</w:t>
               <w:br/>
-              <w:t>PAKISTAN STUDIES</w:t>
+              <w:t>GEOGRAPHY</w:t>
             </w:r>
           </w:p>
         </w:tc>
@@ -811,16 +817,8 @@
             <w:tcW w:type="dxa" w:w="1080"/>
           </w:tcPr>
           <w:p>
-            <w:r/>
-          </w:p>
-        </w:tc>
-        <w:tc>
-          <w:tcPr>
-            <w:tcW w:type="dxa" w:w="1080"/>
-          </w:tcPr>
-          <w:p>
             <w:r>
-              <w:t>10A</w:t>
+              <w:t>10B</w:t>
               <w:br/>
               <w:t>PAKISTAN STUDIES</w:t>
             </w:r>

--- a/RUBINA AMIR_timetable.docx
+++ b/RUBINA AMIR_timetable.docx
@@ -22,92 +22,116 @@
         <w:tblLook w:firstColumn="1" w:firstRow="1" w:lastColumn="0" w:lastRow="0" w:noHBand="0" w:noVBand="1" w:val="04A0"/>
       </w:tblPr>
       <w:tblGrid>
-        <w:gridCol w:w="1080"/>
-        <w:gridCol w:w="1080"/>
-        <w:gridCol w:w="1080"/>
-        <w:gridCol w:w="1080"/>
-        <w:gridCol w:w="1080"/>
-        <w:gridCol w:w="1080"/>
-        <w:gridCol w:w="1080"/>
-        <w:gridCol w:w="1080"/>
+        <w:gridCol w:w="1530"/>
+        <w:gridCol w:w="1530"/>
+        <w:gridCol w:w="1530"/>
+        <w:gridCol w:w="1530"/>
+        <w:gridCol w:w="1530"/>
+        <w:gridCol w:w="1530"/>
+        <w:gridCol w:w="1530"/>
+        <w:gridCol w:w="1530"/>
       </w:tblGrid>
       <w:tr>
         <w:tc>
           <w:tcPr>
-            <w:tcW w:type="dxa" w:w="1080"/>
+            <w:tcW w:type="dxa" w:w="1530"/>
           </w:tcPr>
           <w:p>
             <w:r>
+              <w:rPr>
+                <w:b/>
+              </w:rPr>
               <w:t>Period</w:t>
             </w:r>
           </w:p>
         </w:tc>
         <w:tc>
           <w:tcPr>
-            <w:tcW w:type="dxa" w:w="1080"/>
+            <w:tcW w:type="dxa" w:w="1530"/>
           </w:tcPr>
           <w:p>
             <w:r>
-              <w:t>Mon-Thu Time</w:t>
+              <w:rPr>
+                <w:b/>
+              </w:rPr>
+              <w:t>Mon-Wed Time</w:t>
             </w:r>
           </w:p>
         </w:tc>
         <w:tc>
           <w:tcPr>
-            <w:tcW w:type="dxa" w:w="1080"/>
+            <w:tcW w:type="dxa" w:w="1530"/>
           </w:tcPr>
           <w:p>
             <w:r>
+              <w:rPr>
+                <w:b/>
+              </w:rPr>
               <w:t>Mon</w:t>
             </w:r>
           </w:p>
         </w:tc>
         <w:tc>
           <w:tcPr>
-            <w:tcW w:type="dxa" w:w="1080"/>
+            <w:tcW w:type="dxa" w:w="1530"/>
           </w:tcPr>
           <w:p>
             <w:r>
+              <w:rPr>
+                <w:b/>
+              </w:rPr>
               <w:t>Tue</w:t>
             </w:r>
           </w:p>
         </w:tc>
         <w:tc>
           <w:tcPr>
-            <w:tcW w:type="dxa" w:w="1080"/>
+            <w:tcW w:type="dxa" w:w="1530"/>
           </w:tcPr>
           <w:p>
             <w:r>
+              <w:rPr>
+                <w:b/>
+              </w:rPr>
               <w:t>Wed</w:t>
             </w:r>
           </w:p>
         </w:tc>
         <w:tc>
           <w:tcPr>
-            <w:tcW w:type="dxa" w:w="1080"/>
+            <w:tcW w:type="dxa" w:w="1530"/>
           </w:tcPr>
           <w:p>
             <w:r>
+              <w:rPr>
+                <w:b/>
+              </w:rPr>
               <w:t>Thu</w:t>
             </w:r>
           </w:p>
         </w:tc>
         <w:tc>
           <w:tcPr>
-            <w:tcW w:type="dxa" w:w="1080"/>
+            <w:tcW w:type="dxa" w:w="1530"/>
           </w:tcPr>
           <w:p>
             <w:r>
+              <w:rPr>
+                <w:b/>
+              </w:rPr>
               <w:t>Fri</w:t>
             </w:r>
           </w:p>
         </w:tc>
         <w:tc>
           <w:tcPr>
-            <w:tcW w:type="dxa" w:w="1080"/>
+            <w:tcW w:type="dxa" w:w="1530"/>
           </w:tcPr>
           <w:p>
             <w:r>
+              <w:rPr>
+                <w:b/>
+              </w:rPr>
               <w:t>Fri Time</w:t>
             </w:r>
           </w:p>
@@ -116,7 +140,7 @@
       <w:tr>
         <w:tc>
           <w:tcPr>
-            <w:tcW w:type="dxa" w:w="1080"/>
+            <w:tcW w:type="dxa" w:w="1530"/>
           </w:tcPr>
           <w:p>
             <w:r>
@@ -126,7 +150,7 @@
         </w:tc>
         <w:tc>
           <w:tcPr>
-            <w:tcW w:type="dxa" w:w="1080"/>
+            <w:tcW w:type="dxa" w:w="1530"/>
           </w:tcPr>
           <w:p>
             <w:r>
@@ -136,7 +160,7 @@
         </w:tc>
         <w:tc>
           <w:tcPr>
-            <w:tcW w:type="dxa" w:w="1080"/>
+            <w:tcW w:type="dxa" w:w="1530"/>
           </w:tcPr>
           <w:p>
             <w:r/>
@@ -144,7 +168,7 @@
         </w:tc>
         <w:tc>
           <w:tcPr>
-            <w:tcW w:type="dxa" w:w="1080"/>
+            <w:tcW w:type="dxa" w:w="1530"/>
           </w:tcPr>
           <w:p>
             <w:r/>
@@ -152,7 +176,7 @@
         </w:tc>
         <w:tc>
           <w:tcPr>
-            <w:tcW w:type="dxa" w:w="1080"/>
+            <w:tcW w:type="dxa" w:w="1530"/>
           </w:tcPr>
           <w:p>
             <w:r/>
@@ -160,7 +184,7 @@
         </w:tc>
         <w:tc>
           <w:tcPr>
-            <w:tcW w:type="dxa" w:w="1080"/>
+            <w:tcW w:type="dxa" w:w="1530"/>
           </w:tcPr>
           <w:p>
             <w:r/>
@@ -168,15 +192,19 @@
         </w:tc>
         <w:tc>
           <w:tcPr>
-            <w:tcW w:type="dxa" w:w="1080"/>
+            <w:tcW w:type="dxa" w:w="1530"/>
           </w:tcPr>
           <w:p>
-            <w:r/>
+            <w:r>
+              <w:t>8A</w:t>
+              <w:br/>
+              <w:t>GEOGRAPHY</w:t>
+            </w:r>
           </w:p>
         </w:tc>
         <w:tc>
           <w:tcPr>
-            <w:tcW w:type="dxa" w:w="1080"/>
+            <w:tcW w:type="dxa" w:w="1530"/>
           </w:tcPr>
           <w:p>
             <w:r>
@@ -188,7 +216,7 @@
       <w:tr>
         <w:tc>
           <w:tcPr>
-            <w:tcW w:type="dxa" w:w="1080"/>
+            <w:tcW w:type="dxa" w:w="1530"/>
           </w:tcPr>
           <w:p>
             <w:r>
@@ -198,7 +226,7 @@
         </w:tc>
         <w:tc>
           <w:tcPr>
-            <w:tcW w:type="dxa" w:w="1080"/>
+            <w:tcW w:type="dxa" w:w="1530"/>
           </w:tcPr>
           <w:p>
             <w:r>
@@ -208,7 +236,43 @@
         </w:tc>
         <w:tc>
           <w:tcPr>
-            <w:tcW w:type="dxa" w:w="1080"/>
+            <w:tcW w:type="dxa" w:w="1530"/>
+          </w:tcPr>
+          <w:p>
+            <w:r>
+              <w:t>10A</w:t>
+              <w:br/>
+              <w:t>PAKISTAN STUDIES</w:t>
+            </w:r>
+          </w:p>
+        </w:tc>
+        <w:tc>
+          <w:tcPr>
+            <w:tcW w:type="dxa" w:w="1530"/>
+          </w:tcPr>
+          <w:p>
+            <w:r/>
+          </w:p>
+        </w:tc>
+        <w:tc>
+          <w:tcPr>
+            <w:tcW w:type="dxa" w:w="1530"/>
+          </w:tcPr>
+          <w:p>
+            <w:r/>
+          </w:p>
+        </w:tc>
+        <w:tc>
+          <w:tcPr>
+            <w:tcW w:type="dxa" w:w="1530"/>
+          </w:tcPr>
+          <w:p>
+            <w:r/>
+          </w:p>
+        </w:tc>
+        <w:tc>
+          <w:tcPr>
+            <w:tcW w:type="dxa" w:w="1530"/>
           </w:tcPr>
           <w:p>
             <w:r>
@@ -220,7 +284,39 @@
         </w:tc>
         <w:tc>
           <w:tcPr>
-            <w:tcW w:type="dxa" w:w="1080"/>
+            <w:tcW w:type="dxa" w:w="1530"/>
+          </w:tcPr>
+          <w:p>
+            <w:r>
+              <w:t>8:40-9:15</w:t>
+            </w:r>
+          </w:p>
+        </w:tc>
+      </w:tr>
+      <w:tr>
+        <w:tc>
+          <w:tcPr>
+            <w:tcW w:type="dxa" w:w="1530"/>
+          </w:tcPr>
+          <w:p>
+            <w:r>
+              <w:t>P3</w:t>
+            </w:r>
+          </w:p>
+        </w:tc>
+        <w:tc>
+          <w:tcPr>
+            <w:tcW w:type="dxa" w:w="1530"/>
+          </w:tcPr>
+          <w:p>
+            <w:r>
+              <w:t>9:30-10:10</w:t>
+            </w:r>
+          </w:p>
+        </w:tc>
+        <w:tc>
+          <w:tcPr>
+            <w:tcW w:type="dxa" w:w="1530"/>
           </w:tcPr>
           <w:p>
             <w:r/>
@@ -228,7 +324,31 @@
         </w:tc>
         <w:tc>
           <w:tcPr>
-            <w:tcW w:type="dxa" w:w="1080"/>
+            <w:tcW w:type="dxa" w:w="1530"/>
+          </w:tcPr>
+          <w:p>
+            <w:r>
+              <w:t>7A</w:t>
+              <w:br/>
+              <w:t>GEOGRAPHY</w:t>
+            </w:r>
+          </w:p>
+        </w:tc>
+        <w:tc>
+          <w:tcPr>
+            <w:tcW w:type="dxa" w:w="1530"/>
+          </w:tcPr>
+          <w:p>
+            <w:r>
+              <w:t>10C</w:t>
+              <w:br/>
+              <w:t>PAKISTAN STUDIES</w:t>
+            </w:r>
+          </w:p>
+        </w:tc>
+        <w:tc>
+          <w:tcPr>
+            <w:tcW w:type="dxa" w:w="1530"/>
           </w:tcPr>
           <w:p>
             <w:r>
@@ -240,7 +360,75 @@
         </w:tc>
         <w:tc>
           <w:tcPr>
-            <w:tcW w:type="dxa" w:w="1080"/>
+            <w:tcW w:type="dxa" w:w="1530"/>
+          </w:tcPr>
+          <w:p>
+            <w:r>
+              <w:t>7A</w:t>
+              <w:br/>
+              <w:t>GEOGRAPHY</w:t>
+            </w:r>
+          </w:p>
+        </w:tc>
+        <w:tc>
+          <w:tcPr>
+            <w:tcW w:type="dxa" w:w="1530"/>
+          </w:tcPr>
+          <w:p>
+            <w:r>
+              <w:t>9:15-9:50</w:t>
+            </w:r>
+          </w:p>
+        </w:tc>
+      </w:tr>
+      <w:tr>
+        <w:tc>
+          <w:tcPr>
+            <w:tcW w:type="dxa" w:w="1530"/>
+          </w:tcPr>
+          <w:p>
+            <w:r>
+              <w:t>P4</w:t>
+            </w:r>
+          </w:p>
+        </w:tc>
+        <w:tc>
+          <w:tcPr>
+            <w:tcW w:type="dxa" w:w="1530"/>
+          </w:tcPr>
+          <w:p>
+            <w:r>
+              <w:t>10:10-10:50</w:t>
+            </w:r>
+          </w:p>
+        </w:tc>
+        <w:tc>
+          <w:tcPr>
+            <w:tcW w:type="dxa" w:w="1530"/>
+          </w:tcPr>
+          <w:p>
+            <w:r>
+              <w:t>10C</w:t>
+              <w:br/>
+              <w:t>PAKISTAN STUDIES</w:t>
+            </w:r>
+          </w:p>
+        </w:tc>
+        <w:tc>
+          <w:tcPr>
+            <w:tcW w:type="dxa" w:w="1530"/>
+          </w:tcPr>
+          <w:p>
+            <w:r>
+              <w:t>10C</w:t>
+              <w:br/>
+              <w:t>PAKISTAN STUDIES</w:t>
+            </w:r>
+          </w:p>
+        </w:tc>
+        <w:tc>
+          <w:tcPr>
+            <w:tcW w:type="dxa" w:w="1530"/>
           </w:tcPr>
           <w:p>
             <w:r/>
@@ -248,7 +436,7 @@
         </w:tc>
         <w:tc>
           <w:tcPr>
-            <w:tcW w:type="dxa" w:w="1080"/>
+            <w:tcW w:type="dxa" w:w="1530"/>
           </w:tcPr>
           <w:p>
             <w:r>
@@ -260,11 +448,19 @@
         </w:tc>
         <w:tc>
           <w:tcPr>
-            <w:tcW w:type="dxa" w:w="1080"/>
+            <w:tcW w:type="dxa" w:w="1530"/>
+          </w:tcPr>
+          <w:p>
+            <w:r/>
+          </w:p>
+        </w:tc>
+        <w:tc>
+          <w:tcPr>
+            <w:tcW w:type="dxa" w:w="1530"/>
           </w:tcPr>
           <w:p>
             <w:r>
-              <w:t>8:40-9:15</w:t>
+              <w:t>9:50-10:25</w:t>
             </w:r>
           </w:p>
         </w:tc>
@@ -272,27 +468,267 @@
       <w:tr>
         <w:tc>
           <w:tcPr>
-            <w:tcW w:type="dxa" w:w="1080"/>
+            <w:tcW w:type="dxa" w:w="1530"/>
           </w:tcPr>
           <w:p>
             <w:r>
-              <w:t>P3</w:t>
+              <w:t>Lunch</w:t>
             </w:r>
           </w:p>
         </w:tc>
         <w:tc>
           <w:tcPr>
-            <w:tcW w:type="dxa" w:w="1080"/>
+            <w:tcW w:type="dxa" w:w="1530"/>
           </w:tcPr>
           <w:p>
             <w:r>
-              <w:t>9:30-10:10</w:t>
+              <w:t>10:50-11:20</w:t>
             </w:r>
           </w:p>
         </w:tc>
         <w:tc>
           <w:tcPr>
-            <w:tcW w:type="dxa" w:w="1080"/>
+            <w:tcW w:type="dxa" w:w="1530"/>
+          </w:tcPr>
+          <w:p>
+            <w:r/>
+          </w:p>
+        </w:tc>
+        <w:tc>
+          <w:tcPr>
+            <w:tcW w:type="dxa" w:w="1530"/>
+          </w:tcPr>
+          <w:p>
+            <w:r/>
+          </w:p>
+        </w:tc>
+        <w:tc>
+          <w:tcPr>
+            <w:tcW w:type="dxa" w:w="1530"/>
+          </w:tcPr>
+          <w:p>
+            <w:r/>
+          </w:p>
+        </w:tc>
+        <w:tc>
+          <w:tcPr>
+            <w:tcW w:type="dxa" w:w="1530"/>
+          </w:tcPr>
+          <w:p>
+            <w:r/>
+          </w:p>
+        </w:tc>
+        <w:tc>
+          <w:tcPr>
+            <w:tcW w:type="dxa" w:w="1530"/>
+          </w:tcPr>
+          <w:p>
+            <w:r/>
+          </w:p>
+        </w:tc>
+        <w:tc>
+          <w:tcPr>
+            <w:tcW w:type="dxa" w:w="1530"/>
+          </w:tcPr>
+          <w:p>
+            <w:r>
+              <w:t>10:25-10:55</w:t>
+            </w:r>
+          </w:p>
+        </w:tc>
+      </w:tr>
+      <w:tr>
+        <w:tc>
+          <w:tcPr>
+            <w:tcW w:type="dxa" w:w="1530"/>
+          </w:tcPr>
+          <w:p>
+            <w:r>
+              <w:t>P5</w:t>
+            </w:r>
+          </w:p>
+        </w:tc>
+        <w:tc>
+          <w:tcPr>
+            <w:tcW w:type="dxa" w:w="1530"/>
+          </w:tcPr>
+          <w:p>
+            <w:r>
+              <w:t>11:20-12:00</w:t>
+            </w:r>
+          </w:p>
+        </w:tc>
+        <w:tc>
+          <w:tcPr>
+            <w:tcW w:type="dxa" w:w="1530"/>
+          </w:tcPr>
+          <w:p>
+            <w:r/>
+          </w:p>
+        </w:tc>
+        <w:tc>
+          <w:tcPr>
+            <w:tcW w:type="dxa" w:w="1530"/>
+          </w:tcPr>
+          <w:p>
+            <w:r>
+              <w:t>10B</w:t>
+              <w:br/>
+              <w:t>PAKISTAN STUDIES</w:t>
+            </w:r>
+          </w:p>
+        </w:tc>
+        <w:tc>
+          <w:tcPr>
+            <w:tcW w:type="dxa" w:w="1530"/>
+          </w:tcPr>
+          <w:p>
+            <w:r>
+              <w:t>10B</w:t>
+              <w:br/>
+              <w:t>PAKISTAN STUDIES</w:t>
+            </w:r>
+          </w:p>
+        </w:tc>
+        <w:tc>
+          <w:tcPr>
+            <w:tcW w:type="dxa" w:w="1530"/>
+          </w:tcPr>
+          <w:p>
+            <w:r/>
+          </w:p>
+        </w:tc>
+        <w:tc>
+          <w:tcPr>
+            <w:tcW w:type="dxa" w:w="1530"/>
+          </w:tcPr>
+          <w:p>
+            <w:r>
+              <w:t>10C</w:t>
+              <w:br/>
+              <w:t>PAKISTAN STUDIES</w:t>
+            </w:r>
+          </w:p>
+        </w:tc>
+        <w:tc>
+          <w:tcPr>
+            <w:tcW w:type="dxa" w:w="1530"/>
+          </w:tcPr>
+          <w:p>
+            <w:r>
+              <w:t>10:55-11:35</w:t>
+            </w:r>
+          </w:p>
+        </w:tc>
+      </w:tr>
+      <w:tr>
+        <w:tc>
+          <w:tcPr>
+            <w:tcW w:type="dxa" w:w="1530"/>
+          </w:tcPr>
+          <w:p>
+            <w:r>
+              <w:t>P6</w:t>
+            </w:r>
+          </w:p>
+        </w:tc>
+        <w:tc>
+          <w:tcPr>
+            <w:tcW w:type="dxa" w:w="1530"/>
+          </w:tcPr>
+          <w:p>
+            <w:r>
+              <w:t>12:00-12:40</w:t>
+            </w:r>
+          </w:p>
+        </w:tc>
+        <w:tc>
+          <w:tcPr>
+            <w:tcW w:type="dxa" w:w="1530"/>
+          </w:tcPr>
+          <w:p>
+            <w:r/>
+          </w:p>
+        </w:tc>
+        <w:tc>
+          <w:tcPr>
+            <w:tcW w:type="dxa" w:w="1530"/>
+          </w:tcPr>
+          <w:p>
+            <w:r/>
+          </w:p>
+        </w:tc>
+        <w:tc>
+          <w:tcPr>
+            <w:tcW w:type="dxa" w:w="1530"/>
+          </w:tcPr>
+          <w:p>
+            <w:r/>
+          </w:p>
+        </w:tc>
+        <w:tc>
+          <w:tcPr>
+            <w:tcW w:type="dxa" w:w="1530"/>
+          </w:tcPr>
+          <w:p>
+            <w:r/>
+          </w:p>
+        </w:tc>
+        <w:tc>
+          <w:tcPr>
+            <w:tcW w:type="dxa" w:w="1530"/>
+          </w:tcPr>
+          <w:p>
+            <w:r>
+              <w:t>10A</w:t>
+              <w:br/>
+              <w:t>PAKISTAN STUDIES</w:t>
+            </w:r>
+          </w:p>
+        </w:tc>
+        <w:tc>
+          <w:tcPr>
+            <w:tcW w:type="dxa" w:w="1530"/>
+          </w:tcPr>
+          <w:p>
+            <w:r>
+              <w:t>11:35-12:15</w:t>
+            </w:r>
+          </w:p>
+        </w:tc>
+      </w:tr>
+      <w:tr>
+        <w:tc>
+          <w:tcPr>
+            <w:tcW w:type="dxa" w:w="1530"/>
+          </w:tcPr>
+          <w:p>
+            <w:r>
+              <w:t>P7</w:t>
+            </w:r>
+          </w:p>
+        </w:tc>
+        <w:tc>
+          <w:tcPr>
+            <w:tcW w:type="dxa" w:w="1530"/>
+          </w:tcPr>
+          <w:p>
+            <w:r>
+              <w:t>12:40-1:20</w:t>
+            </w:r>
+          </w:p>
+        </w:tc>
+        <w:tc>
+          <w:tcPr>
+            <w:tcW w:type="dxa" w:w="1530"/>
+          </w:tcPr>
+          <w:p>
+            <w:r/>
+          </w:p>
+        </w:tc>
+        <w:tc>
+          <w:tcPr>
+            <w:tcW w:type="dxa" w:w="1530"/>
           </w:tcPr>
           <w:p>
             <w:r>
@@ -304,7 +740,93 @@
         </w:tc>
         <w:tc>
           <w:tcPr>
-            <w:tcW w:type="dxa" w:w="1080"/>
+            <w:tcW w:type="dxa" w:w="1530"/>
+          </w:tcPr>
+          <w:p>
+            <w:r>
+              <w:t>10A</w:t>
+              <w:br/>
+              <w:t>PAKISTAN STUDIES</w:t>
+            </w:r>
+          </w:p>
+        </w:tc>
+        <w:tc>
+          <w:tcPr>
+            <w:tcW w:type="dxa" w:w="1530"/>
+          </w:tcPr>
+          <w:p>
+            <w:r>
+              <w:t>7A</w:t>
+              <w:br/>
+              <w:t>GEOGRAPHY</w:t>
+            </w:r>
+          </w:p>
+        </w:tc>
+        <w:tc>
+          <w:tcPr>
+            <w:tcW w:type="dxa" w:w="1530"/>
+          </w:tcPr>
+          <w:p>
+            <w:r/>
+          </w:p>
+        </w:tc>
+        <w:tc>
+          <w:tcPr>
+            <w:tcW w:type="dxa" w:w="1530"/>
+          </w:tcPr>
+          <w:p>
+            <w:r/>
+          </w:p>
+        </w:tc>
+      </w:tr>
+      <w:tr>
+        <w:tc>
+          <w:tcPr>
+            <w:tcW w:type="dxa" w:w="1530"/>
+          </w:tcPr>
+          <w:p>
+            <w:r>
+              <w:t>P8</w:t>
+            </w:r>
+          </w:p>
+        </w:tc>
+        <w:tc>
+          <w:tcPr>
+            <w:tcW w:type="dxa" w:w="1530"/>
+          </w:tcPr>
+          <w:p>
+            <w:r>
+              <w:t>1:20-2:00</w:t>
+            </w:r>
+          </w:p>
+        </w:tc>
+        <w:tc>
+          <w:tcPr>
+            <w:tcW w:type="dxa" w:w="1530"/>
+          </w:tcPr>
+          <w:p>
+            <w:r>
+              <w:t>10B</w:t>
+              <w:br/>
+              <w:t>PAKISTAN STUDIES</w:t>
+            </w:r>
+          </w:p>
+        </w:tc>
+        <w:tc>
+          <w:tcPr>
+            <w:tcW w:type="dxa" w:w="1530"/>
+          </w:tcPr>
+          <w:p>
+            <w:r>
+              <w:t>10A</w:t>
+              <w:br/>
+              <w:t>PAKISTAN STUDIES</w:t>
+            </w:r>
+          </w:p>
+        </w:tc>
+        <w:tc>
+          <w:tcPr>
+            <w:tcW w:type="dxa" w:w="1530"/>
           </w:tcPr>
           <w:p>
             <w:r>
@@ -316,67 +838,7 @@
         </w:tc>
         <w:tc>
           <w:tcPr>
-            <w:tcW w:type="dxa" w:w="1080"/>
-          </w:tcPr>
-          <w:p>
-            <w:r/>
-          </w:p>
-        </w:tc>
-        <w:tc>
-          <w:tcPr>
-            <w:tcW w:type="dxa" w:w="1080"/>
-          </w:tcPr>
-          <w:p>
-            <w:r/>
-          </w:p>
-        </w:tc>
-        <w:tc>
-          <w:tcPr>
-            <w:tcW w:type="dxa" w:w="1080"/>
-          </w:tcPr>
-          <w:p>
-            <w:r>
-              <w:t>10A</w:t>
-              <w:br/>
-              <w:t>PAKISTAN STUDIES</w:t>
-            </w:r>
-          </w:p>
-        </w:tc>
-        <w:tc>
-          <w:tcPr>
-            <w:tcW w:type="dxa" w:w="1080"/>
-          </w:tcPr>
-          <w:p>
-            <w:r>
-              <w:t>9:15-9:50</w:t>
-            </w:r>
-          </w:p>
-        </w:tc>
-      </w:tr>
-      <w:tr>
-        <w:tc>
-          <w:tcPr>
-            <w:tcW w:type="dxa" w:w="1080"/>
-          </w:tcPr>
-          <w:p>
-            <w:r>
-              <w:t>P4</w:t>
-            </w:r>
-          </w:p>
-        </w:tc>
-        <w:tc>
-          <w:tcPr>
-            <w:tcW w:type="dxa" w:w="1080"/>
-          </w:tcPr>
-          <w:p>
-            <w:r>
-              <w:t>10:10-10:50</w:t>
-            </w:r>
-          </w:p>
-        </w:tc>
-        <w:tc>
-          <w:tcPr>
-            <w:tcW w:type="dxa" w:w="1080"/>
+            <w:tcW w:type="dxa" w:w="1530"/>
           </w:tcPr>
           <w:p>
             <w:r>
@@ -388,19 +850,7 @@
         </w:tc>
         <w:tc>
           <w:tcPr>
-            <w:tcW w:type="dxa" w:w="1080"/>
-          </w:tcPr>
-          <w:p>
-            <w:r>
-              <w:t>10C</w:t>
-              <w:br/>
-              <w:t>PAKISTAN STUDIES</w:t>
-            </w:r>
-          </w:p>
-        </w:tc>
-        <w:tc>
-          <w:tcPr>
-            <w:tcW w:type="dxa" w:w="1080"/>
+            <w:tcW w:type="dxa" w:w="1530"/>
           </w:tcPr>
           <w:p>
             <w:r/>
@@ -408,433 +858,7 @@
         </w:tc>
         <w:tc>
           <w:tcPr>
-            <w:tcW w:type="dxa" w:w="1080"/>
-          </w:tcPr>
-          <w:p>
-            <w:r>
-              <w:t>10A</w:t>
-              <w:br/>
-              <w:t>PAKISTAN STUDIES</w:t>
-            </w:r>
-          </w:p>
-        </w:tc>
-        <w:tc>
-          <w:tcPr>
-            <w:tcW w:type="dxa" w:w="1080"/>
-          </w:tcPr>
-          <w:p>
-            <w:r>
-              <w:t>10C</w:t>
-              <w:br/>
-              <w:t>PAKISTAN STUDIES</w:t>
-            </w:r>
-          </w:p>
-        </w:tc>
-        <w:tc>
-          <w:tcPr>
-            <w:tcW w:type="dxa" w:w="1080"/>
-          </w:tcPr>
-          <w:p>
-            <w:r>
-              <w:t>9:50-10:25</w:t>
-            </w:r>
-          </w:p>
-        </w:tc>
-      </w:tr>
-      <w:tr>
-        <w:tc>
-          <w:tcPr>
-            <w:tcW w:type="dxa" w:w="1080"/>
-          </w:tcPr>
-          <w:p>
-            <w:r>
-              <w:t>Lunch</w:t>
-            </w:r>
-          </w:p>
-        </w:tc>
-        <w:tc>
-          <w:tcPr>
-            <w:tcW w:type="dxa" w:w="1080"/>
-          </w:tcPr>
-          <w:p>
-            <w:r>
-              <w:t>10:50-11:20</w:t>
-            </w:r>
-          </w:p>
-        </w:tc>
-        <w:tc>
-          <w:tcPr>
-            <w:tcW w:type="dxa" w:w="1080"/>
-          </w:tcPr>
-          <w:p>
-            <w:r/>
-          </w:p>
-        </w:tc>
-        <w:tc>
-          <w:tcPr>
-            <w:tcW w:type="dxa" w:w="1080"/>
-          </w:tcPr>
-          <w:p>
-            <w:r/>
-          </w:p>
-        </w:tc>
-        <w:tc>
-          <w:tcPr>
-            <w:tcW w:type="dxa" w:w="1080"/>
-          </w:tcPr>
-          <w:p>
-            <w:r/>
-          </w:p>
-        </w:tc>
-        <w:tc>
-          <w:tcPr>
-            <w:tcW w:type="dxa" w:w="1080"/>
-          </w:tcPr>
-          <w:p>
-            <w:r/>
-          </w:p>
-        </w:tc>
-        <w:tc>
-          <w:tcPr>
-            <w:tcW w:type="dxa" w:w="1080"/>
-          </w:tcPr>
-          <w:p>
-            <w:r/>
-          </w:p>
-        </w:tc>
-        <w:tc>
-          <w:tcPr>
-            <w:tcW w:type="dxa" w:w="1080"/>
-          </w:tcPr>
-          <w:p>
-            <w:r>
-              <w:t>10:25-10:55</w:t>
-            </w:r>
-          </w:p>
-        </w:tc>
-      </w:tr>
-      <w:tr>
-        <w:tc>
-          <w:tcPr>
-            <w:tcW w:type="dxa" w:w="1080"/>
-          </w:tcPr>
-          <w:p>
-            <w:r>
-              <w:t>P5</w:t>
-            </w:r>
-          </w:p>
-        </w:tc>
-        <w:tc>
-          <w:tcPr>
-            <w:tcW w:type="dxa" w:w="1080"/>
-          </w:tcPr>
-          <w:p>
-            <w:r>
-              <w:t>11:20-12:00</w:t>
-            </w:r>
-          </w:p>
-        </w:tc>
-        <w:tc>
-          <w:tcPr>
-            <w:tcW w:type="dxa" w:w="1080"/>
-          </w:tcPr>
-          <w:p>
-            <w:r>
-              <w:t>7A</w:t>
-              <w:br/>
-              <w:t>GEOGRAPHY</w:t>
-            </w:r>
-          </w:p>
-        </w:tc>
-        <w:tc>
-          <w:tcPr>
-            <w:tcW w:type="dxa" w:w="1080"/>
-          </w:tcPr>
-          <w:p>
-            <w:r/>
-          </w:p>
-        </w:tc>
-        <w:tc>
-          <w:tcPr>
-            <w:tcW w:type="dxa" w:w="1080"/>
-          </w:tcPr>
-          <w:p>
-            <w:r>
-              <w:t>10B</w:t>
-              <w:br/>
-              <w:t>PAKISTAN STUDIES</w:t>
-            </w:r>
-          </w:p>
-        </w:tc>
-        <w:tc>
-          <w:tcPr>
-            <w:tcW w:type="dxa" w:w="1080"/>
-          </w:tcPr>
-          <w:p>
-            <w:r>
-              <w:t>10B</w:t>
-              <w:br/>
-              <w:t>PAKISTAN STUDIES</w:t>
-            </w:r>
-          </w:p>
-        </w:tc>
-        <w:tc>
-          <w:tcPr>
-            <w:tcW w:type="dxa" w:w="1080"/>
-          </w:tcPr>
-          <w:p>
-            <w:r/>
-          </w:p>
-        </w:tc>
-        <w:tc>
-          <w:tcPr>
-            <w:tcW w:type="dxa" w:w="1080"/>
-          </w:tcPr>
-          <w:p>
-            <w:r>
-              <w:t>10:55-11:35</w:t>
-            </w:r>
-          </w:p>
-        </w:tc>
-      </w:tr>
-      <w:tr>
-        <w:tc>
-          <w:tcPr>
-            <w:tcW w:type="dxa" w:w="1080"/>
-          </w:tcPr>
-          <w:p>
-            <w:r>
-              <w:t>P6</w:t>
-            </w:r>
-          </w:p>
-        </w:tc>
-        <w:tc>
-          <w:tcPr>
-            <w:tcW w:type="dxa" w:w="1080"/>
-          </w:tcPr>
-          <w:p>
-            <w:r>
-              <w:t>12:00-12:40</w:t>
-            </w:r>
-          </w:p>
-        </w:tc>
-        <w:tc>
-          <w:tcPr>
-            <w:tcW w:type="dxa" w:w="1080"/>
-          </w:tcPr>
-          <w:p>
-            <w:r/>
-          </w:p>
-        </w:tc>
-        <w:tc>
-          <w:tcPr>
-            <w:tcW w:type="dxa" w:w="1080"/>
-          </w:tcPr>
-          <w:p>
-            <w:r/>
-          </w:p>
-        </w:tc>
-        <w:tc>
-          <w:tcPr>
-            <w:tcW w:type="dxa" w:w="1080"/>
-          </w:tcPr>
-          <w:p>
-            <w:r>
-              <w:t>8A</w:t>
-              <w:br/>
-              <w:t>GEOGRAPHY</w:t>
-            </w:r>
-          </w:p>
-        </w:tc>
-        <w:tc>
-          <w:tcPr>
-            <w:tcW w:type="dxa" w:w="1080"/>
-          </w:tcPr>
-          <w:p>
-            <w:r/>
-          </w:p>
-        </w:tc>
-        <w:tc>
-          <w:tcPr>
-            <w:tcW w:type="dxa" w:w="1080"/>
-          </w:tcPr>
-          <w:p>
-            <w:r>
-              <w:t>10A</w:t>
-              <w:br/>
-              <w:t>PAKISTAN STUDIES</w:t>
-            </w:r>
-          </w:p>
-        </w:tc>
-        <w:tc>
-          <w:tcPr>
-            <w:tcW w:type="dxa" w:w="1080"/>
-          </w:tcPr>
-          <w:p>
-            <w:r>
-              <w:t>11:35-12:15</w:t>
-            </w:r>
-          </w:p>
-        </w:tc>
-      </w:tr>
-      <w:tr>
-        <w:tc>
-          <w:tcPr>
-            <w:tcW w:type="dxa" w:w="1080"/>
-          </w:tcPr>
-          <w:p>
-            <w:r>
-              <w:t>P7</w:t>
-            </w:r>
-          </w:p>
-        </w:tc>
-        <w:tc>
-          <w:tcPr>
-            <w:tcW w:type="dxa" w:w="1080"/>
-          </w:tcPr>
-          <w:p>
-            <w:r>
-              <w:t>12:40-1:20</w:t>
-            </w:r>
-          </w:p>
-        </w:tc>
-        <w:tc>
-          <w:tcPr>
-            <w:tcW w:type="dxa" w:w="1080"/>
-          </w:tcPr>
-          <w:p>
-            <w:r>
-              <w:t>10C</w:t>
-              <w:br/>
-              <w:t>PAKISTAN STUDIES</w:t>
-            </w:r>
-          </w:p>
-        </w:tc>
-        <w:tc>
-          <w:tcPr>
-            <w:tcW w:type="dxa" w:w="1080"/>
-          </w:tcPr>
-          <w:p>
-            <w:r>
-              <w:t>10C</w:t>
-              <w:br/>
-              <w:t>PAKISTAN STUDIES</w:t>
-            </w:r>
-          </w:p>
-        </w:tc>
-        <w:tc>
-          <w:tcPr>
-            <w:tcW w:type="dxa" w:w="1080"/>
-          </w:tcPr>
-          <w:p>
-            <w:r/>
-          </w:p>
-        </w:tc>
-        <w:tc>
-          <w:tcPr>
-            <w:tcW w:type="dxa" w:w="1080"/>
-          </w:tcPr>
-          <w:p>
-            <w:r>
-              <w:t>10A</w:t>
-              <w:br/>
-              <w:t>PAKISTAN STUDIES</w:t>
-            </w:r>
-          </w:p>
-        </w:tc>
-        <w:tc>
-          <w:tcPr>
-            <w:tcW w:type="dxa" w:w="1080"/>
-          </w:tcPr>
-          <w:p>
-            <w:r/>
-          </w:p>
-        </w:tc>
-        <w:tc>
-          <w:tcPr>
-            <w:tcW w:type="dxa" w:w="1080"/>
-          </w:tcPr>
-          <w:p>
-            <w:r/>
-          </w:p>
-        </w:tc>
-      </w:tr>
-      <w:tr>
-        <w:tc>
-          <w:tcPr>
-            <w:tcW w:type="dxa" w:w="1080"/>
-          </w:tcPr>
-          <w:p>
-            <w:r>
-              <w:t>P8</w:t>
-            </w:r>
-          </w:p>
-        </w:tc>
-        <w:tc>
-          <w:tcPr>
-            <w:tcW w:type="dxa" w:w="1080"/>
-          </w:tcPr>
-          <w:p>
-            <w:r>
-              <w:t>1:20-2:00</w:t>
-            </w:r>
-          </w:p>
-        </w:tc>
-        <w:tc>
-          <w:tcPr>
-            <w:tcW w:type="dxa" w:w="1080"/>
-          </w:tcPr>
-          <w:p>
-            <w:r/>
-          </w:p>
-        </w:tc>
-        <w:tc>
-          <w:tcPr>
-            <w:tcW w:type="dxa" w:w="1080"/>
-          </w:tcPr>
-          <w:p>
-            <w:r>
-              <w:t>7A</w:t>
-              <w:br/>
-              <w:t>GEOGRAPHY</w:t>
-            </w:r>
-          </w:p>
-        </w:tc>
-        <w:tc>
-          <w:tcPr>
-            <w:tcW w:type="dxa" w:w="1080"/>
-          </w:tcPr>
-          <w:p>
-            <w:r>
-              <w:t>7A</w:t>
-              <w:br/>
-              <w:t>GEOGRAPHY</w:t>
-            </w:r>
-          </w:p>
-        </w:tc>
-        <w:tc>
-          <w:tcPr>
-            <w:tcW w:type="dxa" w:w="1080"/>
-          </w:tcPr>
-          <w:p>
-            <w:r>
-              <w:t>10B</w:t>
-              <w:br/>
-              <w:t>PAKISTAN STUDIES</w:t>
-            </w:r>
-          </w:p>
-        </w:tc>
-        <w:tc>
-          <w:tcPr>
-            <w:tcW w:type="dxa" w:w="1080"/>
-          </w:tcPr>
-          <w:p>
-            <w:r/>
-          </w:p>
-        </w:tc>
-        <w:tc>
-          <w:tcPr>
-            <w:tcW w:type="dxa" w:w="1080"/>
+            <w:tcW w:type="dxa" w:w="1530"/>
           </w:tcPr>
           <w:p>
             <w:r/>
@@ -843,7 +867,7 @@
       </w:tr>
     </w:tbl>
     <w:sectPr>
-      <w:pgSz w:w="12240" w:h="15840"/>
+      <w:pgSz w:w="15840" w:h="12240" w:orient="landscape"/>
       <w:pgMar w:top="1440" w:right="1800" w:bottom="1440" w:left="1800" w:header="720" w:footer="720" w:gutter="0"/>
       <w:cols w:space="720"/>
       <w:docGrid w:linePitch="360"/>

--- a/RUBINA AMIR_timetable.docx
+++ b/RUBINA AMIR_timetable.docx
@@ -195,11 +195,7 @@
             <w:tcW w:type="dxa" w:w="1530"/>
           </w:tcPr>
           <w:p>
-            <w:r>
-              <w:t>8A</w:t>
-              <w:br/>
-              <w:t>GEOGRAPHY</w:t>
-            </w:r>
+            <w:r/>
           </w:p>
         </w:tc>
         <w:tc>
@@ -723,7 +719,11 @@
             <w:tcW w:type="dxa" w:w="1530"/>
           </w:tcPr>
           <w:p>
-            <w:r/>
+            <w:r>
+              <w:t>8A</w:t>
+              <w:br/>
+              <w:t>GEOGRAPHY</w:t>
+            </w:r>
           </w:p>
         </w:tc>
         <w:tc>

--- a/RUBINA AMIR_timetable.docx
+++ b/RUBINA AMIR_timetable.docx
@@ -651,7 +651,11 @@
             <w:tcW w:type="dxa" w:w="1530"/>
           </w:tcPr>
           <w:p>
-            <w:r/>
+            <w:r>
+              <w:t>10A</w:t>
+              <w:br/>
+              <w:t>PAKISTAN STUDIES</w:t>
+            </w:r>
           </w:p>
         </w:tc>
         <w:tc>
@@ -817,11 +821,7 @@
             <w:tcW w:type="dxa" w:w="1530"/>
           </w:tcPr>
           <w:p>
-            <w:r>
-              <w:t>10A</w:t>
-              <w:br/>
-              <w:t>PAKISTAN STUDIES</w:t>
-            </w:r>
+            <w:r/>
           </w:p>
         </w:tc>
         <w:tc>

--- a/RUBINA AMIR_timetable.docx
+++ b/RUBINA AMIR_timetable.docx
@@ -12,7 +12,7 @@
     </w:p>
     <w:p>
       <w:r>
-        <w:t>Total Weekly Periods: 21</w:t>
+        <w:t>Total Weekly Periods: 22</w:t>
       </w:r>
     </w:p>
     <w:tbl>
@@ -255,7 +255,11 @@
             <w:tcW w:type="dxa" w:w="1530"/>
           </w:tcPr>
           <w:p>
-            <w:r/>
+            <w:r>
+              <w:t>8B</w:t>
+              <w:br/>
+              <w:t>S.ST</w:t>
+            </w:r>
           </w:p>
         </w:tc>
         <w:tc>
@@ -591,7 +595,11 @@
             <w:tcW w:type="dxa" w:w="1530"/>
           </w:tcPr>
           <w:p>
-            <w:r/>
+            <w:r>
+              <w:t>8B</w:t>
+              <w:br/>
+              <w:t>S.ST</w:t>
+            </w:r>
           </w:p>
         </w:tc>
         <w:tc>
@@ -724,9 +732,9 @@
           </w:tcPr>
           <w:p>
             <w:r>
-              <w:t>8A</w:t>
+              <w:t>8B</w:t>
               <w:br/>
-              <w:t>GEOGRAPHY</w:t>
+              <w:t>S.ST</w:t>
             </w:r>
           </w:p>
         </w:tc>
@@ -735,11 +743,7 @@
             <w:tcW w:type="dxa" w:w="1530"/>
           </w:tcPr>
           <w:p>
-            <w:r>
-              <w:t>8A</w:t>
-              <w:br/>
-              <w:t>GEOGRAPHY</w:t>
-            </w:r>
+            <w:r/>
           </w:p>
         </w:tc>
         <w:tc>
@@ -821,7 +825,11 @@
             <w:tcW w:type="dxa" w:w="1530"/>
           </w:tcPr>
           <w:p>
-            <w:r/>
+            <w:r>
+              <w:t>8B</w:t>
+              <w:br/>
+              <w:t>S.ST</w:t>
+            </w:r>
           </w:p>
         </w:tc>
         <w:tc>
@@ -829,11 +837,7 @@
             <w:tcW w:type="dxa" w:w="1530"/>
           </w:tcPr>
           <w:p>
-            <w:r>
-              <w:t>8A</w:t>
-              <w:br/>
-              <w:t>GEOGRAPHY</w:t>
-            </w:r>
+            <w:r/>
           </w:p>
         </w:tc>
         <w:tc>

--- a/RUBINA AMIR_timetable.docx
+++ b/RUBINA AMIR_timetable.docx
@@ -267,7 +267,11 @@
             <w:tcW w:type="dxa" w:w="1530"/>
           </w:tcPr>
           <w:p>
-            <w:r/>
+            <w:r>
+              <w:t>10B</w:t>
+              <w:br/>
+              <w:t>PAKISTAN STUDIES</w:t>
+            </w:r>
           </w:p>
         </w:tc>
         <w:tc>
@@ -276,7 +280,7 @@
           </w:tcPr>
           <w:p>
             <w:r>
-              <w:t>10B</w:t>
+              <w:t>10C</w:t>
               <w:br/>
               <w:t>PAKISTAN STUDIES</w:t>
             </w:r>
@@ -328,30 +332,6 @@
           </w:tcPr>
           <w:p>
             <w:r>
-              <w:t>7A</w:t>
-              <w:br/>
-              <w:t>GEOGRAPHY</w:t>
-            </w:r>
-          </w:p>
-        </w:tc>
-        <w:tc>
-          <w:tcPr>
-            <w:tcW w:type="dxa" w:w="1530"/>
-          </w:tcPr>
-          <w:p>
-            <w:r>
-              <w:t>10C</w:t>
-              <w:br/>
-              <w:t>PAKISTAN STUDIES</w:t>
-            </w:r>
-          </w:p>
-        </w:tc>
-        <w:tc>
-          <w:tcPr>
-            <w:tcW w:type="dxa" w:w="1530"/>
-          </w:tcPr>
-          <w:p>
-            <w:r>
               <w:t>10A</w:t>
               <w:br/>
               <w:t>PAKISTAN STUDIES</w:t>
@@ -364,10 +344,26 @@
           </w:tcPr>
           <w:p>
             <w:r>
-              <w:t>7A</w:t>
+              <w:t>10B</w:t>
               <w:br/>
-              <w:t>GEOGRAPHY</w:t>
+              <w:t>PAKISTAN STUDIES</w:t>
             </w:r>
+          </w:p>
+        </w:tc>
+        <w:tc>
+          <w:tcPr>
+            <w:tcW w:type="dxa" w:w="1530"/>
+          </w:tcPr>
+          <w:p>
+            <w:r/>
+          </w:p>
+        </w:tc>
+        <w:tc>
+          <w:tcPr>
+            <w:tcW w:type="dxa" w:w="1530"/>
+          </w:tcPr>
+          <w:p>
+            <w:r/>
           </w:p>
         </w:tc>
         <w:tc>
@@ -408,10 +404,30 @@
           </w:tcPr>
           <w:p>
             <w:r>
-              <w:t>10C</w:t>
+              <w:t>7A</w:t>
+              <w:br/>
+              <w:t>GEOGRAPHY</w:t>
+            </w:r>
+          </w:p>
+        </w:tc>
+        <w:tc>
+          <w:tcPr>
+            <w:tcW w:type="dxa" w:w="1530"/>
+          </w:tcPr>
+          <w:p>
+            <w:r>
+              <w:t>10A</w:t>
               <w:br/>
               <w:t>PAKISTAN STUDIES</w:t>
             </w:r>
+          </w:p>
+        </w:tc>
+        <w:tc>
+          <w:tcPr>
+            <w:tcW w:type="dxa" w:w="1530"/>
+          </w:tcPr>
+          <w:p>
+            <w:r/>
           </w:p>
         </w:tc>
         <w:tc>
@@ -431,27 +447,11 @@
             <w:tcW w:type="dxa" w:w="1530"/>
           </w:tcPr>
           <w:p>
-            <w:r/>
-          </w:p>
-        </w:tc>
-        <w:tc>
-          <w:tcPr>
-            <w:tcW w:type="dxa" w:w="1530"/>
-          </w:tcPr>
-          <w:p>
             <w:r>
               <w:t>10B</w:t>
               <w:br/>
               <w:t>PAKISTAN STUDIES</w:t>
             </w:r>
-          </w:p>
-        </w:tc>
-        <w:tc>
-          <w:tcPr>
-            <w:tcW w:type="dxa" w:w="1530"/>
-          </w:tcPr>
-          <w:p>
-            <w:r/>
           </w:p>
         </w:tc>
         <w:tc>
@@ -563,6 +563,18 @@
             <w:tcW w:type="dxa" w:w="1530"/>
           </w:tcPr>
           <w:p>
+            <w:r>
+              <w:t>10B</w:t>
+              <w:br/>
+              <w:t>PAKISTAN STUDIES</w:t>
+            </w:r>
+          </w:p>
+        </w:tc>
+        <w:tc>
+          <w:tcPr>
+            <w:tcW w:type="dxa" w:w="1530"/>
+          </w:tcPr>
+          <w:p>
             <w:r/>
           </w:p>
         </w:tc>
@@ -584,9 +596,9 @@
           </w:tcPr>
           <w:p>
             <w:r>
-              <w:t>10B</w:t>
+              <w:t>7A</w:t>
               <w:br/>
-              <w:t>PAKISTAN STUDIES</w:t>
+              <w:t>GEOGRAPHY</w:t>
             </w:r>
           </w:p>
         </w:tc>
@@ -596,19 +608,7 @@
           </w:tcPr>
           <w:p>
             <w:r>
-              <w:t>8B</w:t>
-              <w:br/>
-              <w:t>S.ST</w:t>
-            </w:r>
-          </w:p>
-        </w:tc>
-        <w:tc>
-          <w:tcPr>
-            <w:tcW w:type="dxa" w:w="1530"/>
-          </w:tcPr>
-          <w:p>
-            <w:r>
-              <w:t>10C</w:t>
+              <w:t>10A</w:t>
               <w:br/>
               <w:t>PAKISTAN STUDIES</w:t>
             </w:r>
@@ -651,7 +651,11 @@
             <w:tcW w:type="dxa" w:w="1530"/>
           </w:tcPr>
           <w:p>
-            <w:r/>
+            <w:r>
+              <w:t>8B</w:t>
+              <w:br/>
+              <w:t>S.ST</w:t>
+            </w:r>
           </w:p>
         </w:tc>
         <w:tc>
@@ -660,9 +664,9 @@
           </w:tcPr>
           <w:p>
             <w:r>
-              <w:t>10A</w:t>
+              <w:t>8B</w:t>
               <w:br/>
-              <w:t>PAKISTAN STUDIES</w:t>
+              <w:t>S.ST</w:t>
             </w:r>
           </w:p>
         </w:tc>
@@ -687,11 +691,7 @@
             <w:tcW w:type="dxa" w:w="1530"/>
           </w:tcPr>
           <w:p>
-            <w:r>
-              <w:t>10A</w:t>
-              <w:br/>
-              <w:t>PAKISTAN STUDIES</w:t>
-            </w:r>
+            <w:r/>
           </w:p>
         </w:tc>
         <w:tc>
@@ -731,18 +731,6 @@
             <w:tcW w:type="dxa" w:w="1530"/>
           </w:tcPr>
           <w:p>
-            <w:r>
-              <w:t>8B</w:t>
-              <w:br/>
-              <w:t>S.ST</w:t>
-            </w:r>
-          </w:p>
-        </w:tc>
-        <w:tc>
-          <w:tcPr>
-            <w:tcW w:type="dxa" w:w="1530"/>
-          </w:tcPr>
-          <w:p>
             <w:r/>
           </w:p>
         </w:tc>
@@ -752,7 +740,7 @@
           </w:tcPr>
           <w:p>
             <w:r>
-              <w:t>10A</w:t>
+              <w:t>10C</w:t>
               <w:br/>
               <w:t>PAKISTAN STUDIES</w:t>
             </w:r>
@@ -767,6 +755,18 @@
               <w:t>7A</w:t>
               <w:br/>
               <w:t>GEOGRAPHY</w:t>
+            </w:r>
+          </w:p>
+        </w:tc>
+        <w:tc>
+          <w:tcPr>
+            <w:tcW w:type="dxa" w:w="1530"/>
+          </w:tcPr>
+          <w:p>
+            <w:r>
+              <w:t>8B</w:t>
+              <w:br/>
+              <w:t>S.ST</w:t>
             </w:r>
           </w:p>
         </w:tc>
@@ -814,21 +814,9 @@
           </w:tcPr>
           <w:p>
             <w:r>
-              <w:t>10B</w:t>
+              <w:t>10C</w:t>
               <w:br/>
               <w:t>PAKISTAN STUDIES</w:t>
-            </w:r>
-          </w:p>
-        </w:tc>
-        <w:tc>
-          <w:tcPr>
-            <w:tcW w:type="dxa" w:w="1530"/>
-          </w:tcPr>
-          <w:p>
-            <w:r>
-              <w:t>8B</w:t>
-              <w:br/>
-              <w:t>S.ST</w:t>
             </w:r>
           </w:p>
         </w:tc>
@@ -847,6 +835,18 @@
           <w:p>
             <w:r>
               <w:t>10C</w:t>
+              <w:br/>
+              <w:t>PAKISTAN STUDIES</w:t>
+            </w:r>
+          </w:p>
+        </w:tc>
+        <w:tc>
+          <w:tcPr>
+            <w:tcW w:type="dxa" w:w="1530"/>
+          </w:tcPr>
+          <w:p>
+            <w:r>
+              <w:t>10A</w:t>
               <w:br/>
               <w:t>PAKISTAN STUDIES</w:t>
             </w:r>
